--- a/fouga/FOUGA_CM170_COLLECTE/FOUGA_CM170_Section_IV_Cas_particuliers_de_vol.docx
+++ b/fouga/FOUGA_CM170_COLLECTE/FOUGA_CM170_Section_IV_Cas_particuliers_de_vol.docx
@@ -1626,7 +1626,7 @@
         <w:ind w:left="340"/>
       </w:pPr>
       <w:r>
-        <w:t xml:space="preserve">– retournement	240 nœuds</w:t>
+        <w:t xml:space="preserve">- retournement	240 nœuds</w:t>
       </w:r>
     </w:p>
     <w:p>
@@ -1650,7 +1650,7 @@
         <w:ind w:left="340"/>
       </w:pPr>
       <w:r>
-        <w:t xml:space="preserve">– boucle	280 nœuds</w:t>
+        <w:t xml:space="preserve">- boucle	280 nœuds</w:t>
       </w:r>
     </w:p>
     <w:p>
@@ -1662,7 +1662,7 @@
         <w:ind w:left="340"/>
       </w:pPr>
       <w:r>
-        <w:t xml:space="preserve">– rétablissement	300 nœuds</w:t>
+        <w:t xml:space="preserve">- rétablissement	300 nœuds</w:t>
       </w:r>
     </w:p>
     <w:p>
@@ -1674,7 +1674,7 @@
         <w:ind w:left="340"/>
       </w:pPr>
       <w:r>
-        <w:t xml:space="preserve">– tonneau lent	260 nœuds</w:t>
+        <w:t xml:space="preserve">- tonneau lent	260 nœuds</w:t>
       </w:r>
     </w:p>
     <w:p>
@@ -1686,7 +1686,7 @@
         <w:ind w:left="340"/>
       </w:pPr>
       <w:r>
-        <w:t xml:space="preserve">– tonneau barriqué	260 nœuds</w:t>
+        <w:t xml:space="preserve">- tonneau barriqué	260 nœuds</w:t>
       </w:r>
     </w:p>
     <w:p>
@@ -1698,7 +1698,7 @@
         <w:ind w:left="340"/>
       </w:pPr>
       <w:r>
-        <w:t xml:space="preserve">– huit cubain	280 et 300 nœuds</w:t>
+        <w:t xml:space="preserve">- huit cubain	280 et 300 nœuds</w:t>
       </w:r>
     </w:p>
     <w:p>
@@ -1710,7 +1710,7 @@
         <w:ind w:left="340"/>
       </w:pPr>
       <w:r>
-        <w:t xml:space="preserve">– trèfle	280 nœuds</w:t>
+        <w:t xml:space="preserve">- trèfle	280 nœuds</w:t>
       </w:r>
     </w:p>
     <w:p>
@@ -1722,7 +1722,7 @@
         <w:ind w:left="340"/>
       </w:pPr>
       <w:r>
-        <w:t xml:space="preserve">– baquet	260 nœuds</w:t>
+        <w:t xml:space="preserve">- baquet	260 nœuds</w:t>
       </w:r>
     </w:p>
     <w:tbl>
